--- a/docs/BaoCao_2_PhanTichThietKe.docx
+++ b/docs/BaoCao_2_PhanTichThietKe.docx
@@ -1963,7 +1963,7 @@
           <w:sz w:val="24"/>
           <w:szCs w:val="24"/>
         </w:rPr>
-        <w:t xml:space="preserve">Để tách biệt tầng API và tầng nghiệp vụ, hệ thống sử dụng DTO và MapStruct:</w:t>
+        <w:t xml:space="preserve">Để tách biệt tầng API và tầng nghiệp vụ, hệ thống sử dụng DTO và Manual Mapper:</w:t>
       </w:r>
     </w:p>
     <w:p>
@@ -2053,7 +2053,7 @@
           <w:sz w:val="24"/>
           <w:szCs w:val="24"/>
         </w:rPr>
-        <w:t xml:space="preserve">PaperMapper (MapStruct): map Entity ↔ DTO, bắt buộc ignore trường embedding.</w:t>
+        <w:t xml:space="preserve">PaperMapper (@Component thủ công): map Entity ↔ DTO, trường embedding không có trong PaperResponse.</w:t>
       </w:r>
     </w:p>
     <w:p>
@@ -2317,7 +2317,7 @@
           <w:sz w:val="24"/>
           <w:szCs w:val="24"/>
         </w:rPr>
-        <w:t xml:space="preserve">dto — DTO và MapStruct mapper.</w:t>
+        <w:t xml:space="preserve">dto — DTO và manual mapper (@Component).</w:t>
       </w:r>
     </w:p>
     <w:p>

--- a/docs/BaoCao_2_PhanTichThietKe.docx
+++ b/docs/BaoCao_2_PhanTichThietKe.docx
@@ -1761,7 +1761,7 @@
           <w:sz w:val="24"/>
           <w:szCs w:val="24"/>
         </w:rPr>
-        <w:t xml:space="preserve">UserService: đăng ký, đăng nhập, quản lý hồ sơ người dùng.</w:t>
+        <w:t xml:space="preserve">AuthService: đăng ký, đăng nhập — xử lý JWT và mật khẩu (không có UserService riêng).</w:t>
       </w:r>
     </w:p>
     <w:p>
@@ -1887,7 +1887,7 @@
           <w:sz w:val="24"/>
           <w:szCs w:val="24"/>
         </w:rPr>
-        <w:t xml:space="preserve">GroqSummaryService: gọi Groq LLM tóm tắt abstract và tính quality_score.</w:t>
+        <w:t xml:space="preserve">GroqService: gọi Groq LLM (llama-3.1-8b-instant) tóm tắt abstract và tính quality_score.</w:t>
       </w:r>
     </w:p>
     <w:p>
@@ -2263,7 +2263,7 @@
           <w:sz w:val="24"/>
           <w:szCs w:val="24"/>
         </w:rPr>
-        <w:t xml:space="preserve">service/ai — ArxivFetchService, EmbeddingService, GroqSummaryService.</w:t>
+        <w:t xml:space="preserve">service/ai — ArxivFetchService, EmbeddingService, GroqService, PaperPipelineService.</w:t>
       </w:r>
     </w:p>
     <w:p>
@@ -2987,7 +2987,7 @@
                 <w:sz w:val="22"/>
                 <w:szCs w:val="22"/>
               </w:rPr>
-              <w:t xml:space="preserve">EmbeddingService, GroqSummaryService</w:t>
+              <w:t xml:space="preserve">EmbeddingService, GroqService</w:t>
             </w:r>
           </w:p>
         </w:tc>
